--- a/docs/Sean_TAM-Edited.docx
+++ b/docs/Sean_TAM-Edited.docx
@@ -151,56 +151,147 @@
           <w:rFonts w:ascii="Arial" w:hAnsi="Arial" w:cs="Arial"/>
           <w:lang w:val="en-US"/>
         </w:rPr>
-        <w:t xml:space="preserve"> 1 = </w:t>
+        <w:t xml:space="preserve"> </w:t>
       </w:r>
       <w:r>
         <w:rPr>
           <w:rFonts w:ascii="Arial" w:hAnsi="Arial" w:cs="Arial"/>
           <w:lang w:val="en-US"/>
         </w:rPr>
-        <w:t>Strongly Agree</w:t>
+        <w:t>4</w:t>
       </w:r>
       <w:r>
         <w:rPr>
           <w:rFonts w:ascii="Arial" w:hAnsi="Arial" w:cs="Arial"/>
           <w:lang w:val="en-US"/>
         </w:rPr>
-        <w:t xml:space="preserve">; 2 = </w:t>
+        <w:t xml:space="preserve"> = </w:t>
       </w:r>
       <w:r>
         <w:rPr>
           <w:rFonts w:ascii="Arial" w:hAnsi="Arial" w:cs="Arial"/>
           <w:lang w:val="en-US"/>
         </w:rPr>
-        <w:t>Agree</w:t>
+        <w:t>Strongly A</w:t>
       </w:r>
       <w:r>
         <w:rPr>
           <w:rFonts w:ascii="Arial" w:hAnsi="Arial" w:cs="Arial"/>
           <w:lang w:val="en-US"/>
         </w:rPr>
-        <w:t xml:space="preserve">; 3 = </w:t>
+        <w:t>cceptable</w:t>
       </w:r>
       <w:r>
         <w:rPr>
           <w:rFonts w:ascii="Arial" w:hAnsi="Arial" w:cs="Arial"/>
           <w:lang w:val="en-US"/>
         </w:rPr>
-        <w:t>Disagree</w:t>
+        <w:t xml:space="preserve">; </w:t>
       </w:r>
       <w:r>
         <w:rPr>
           <w:rFonts w:ascii="Arial" w:hAnsi="Arial" w:cs="Arial"/>
           <w:lang w:val="en-US"/>
         </w:rPr>
-        <w:t xml:space="preserve">; and 4 = </w:t>
+        <w:t>3</w:t>
       </w:r>
       <w:r>
         <w:rPr>
           <w:rFonts w:ascii="Arial" w:hAnsi="Arial" w:cs="Arial"/>
           <w:lang w:val="en-US"/>
         </w:rPr>
-        <w:t>Strongly Disagree</w:t>
+        <w:t xml:space="preserve"> = </w:t>
+      </w:r>
+      <w:r>
+        <w:rPr>
+          <w:rFonts w:ascii="Arial" w:hAnsi="Arial" w:cs="Arial"/>
+          <w:lang w:val="en-US"/>
+        </w:rPr>
+        <w:t>A</w:t>
+      </w:r>
+      <w:r>
+        <w:rPr>
+          <w:rFonts w:ascii="Arial" w:hAnsi="Arial" w:cs="Arial"/>
+          <w:lang w:val="en-US"/>
+        </w:rPr>
+        <w:t>cceptable</w:t>
+      </w:r>
+      <w:r>
+        <w:rPr>
+          <w:rFonts w:ascii="Arial" w:hAnsi="Arial" w:cs="Arial"/>
+          <w:lang w:val="en-US"/>
+        </w:rPr>
+        <w:t xml:space="preserve">; </w:t>
+      </w:r>
+      <w:r>
+        <w:rPr>
+          <w:rFonts w:ascii="Arial" w:hAnsi="Arial" w:cs="Arial"/>
+          <w:lang w:val="en-US"/>
+        </w:rPr>
+        <w:t>2</w:t>
+      </w:r>
+      <w:r>
+        <w:rPr>
+          <w:rFonts w:ascii="Arial" w:hAnsi="Arial" w:cs="Arial"/>
+          <w:lang w:val="en-US"/>
+        </w:rPr>
+        <w:t xml:space="preserve"> = </w:t>
+      </w:r>
+      <w:r>
+        <w:rPr>
+          <w:rFonts w:ascii="Arial" w:hAnsi="Arial" w:cs="Arial"/>
+          <w:lang w:val="en-US"/>
+        </w:rPr>
+        <w:t>Not Acceptable</w:t>
+      </w:r>
+      <w:r>
+        <w:rPr>
+          <w:rFonts w:ascii="Arial" w:hAnsi="Arial" w:cs="Arial"/>
+          <w:lang w:val="en-US"/>
+        </w:rPr>
+        <w:t xml:space="preserve">; and </w:t>
+      </w:r>
+      <w:r>
+        <w:rPr>
+          <w:rFonts w:ascii="Arial" w:hAnsi="Arial" w:cs="Arial"/>
+          <w:lang w:val="en-US"/>
+        </w:rPr>
+        <w:t>1</w:t>
+      </w:r>
+      <w:r>
+        <w:rPr>
+          <w:rFonts w:ascii="Arial" w:hAnsi="Arial" w:cs="Arial"/>
+          <w:lang w:val="en-US"/>
+        </w:rPr>
+        <w:t xml:space="preserve"> = </w:t>
+      </w:r>
+      <w:r>
+        <w:rPr>
+          <w:rFonts w:ascii="Arial" w:hAnsi="Arial" w:cs="Arial"/>
+          <w:lang w:val="en-US"/>
+        </w:rPr>
+        <w:t>Strongly</w:t>
+      </w:r>
+      <w:r>
+        <w:rPr>
+          <w:rFonts w:ascii="Arial" w:hAnsi="Arial" w:cs="Arial"/>
+          <w:lang w:val="en-US"/>
+        </w:rPr>
+        <w:t xml:space="preserve"> Not</w:t>
+      </w:r>
+      <w:r>
+        <w:rPr>
+          <w:rFonts w:ascii="Arial" w:hAnsi="Arial" w:cs="Arial"/>
+          <w:lang w:val="en-US"/>
+        </w:rPr>
+        <w:t xml:space="preserve"> </w:t>
+      </w:r>
+      <w:r>
+        <w:rPr>
+          <w:rFonts w:ascii="Arial" w:hAnsi="Arial" w:cs="Arial"/>
+          <w:lang w:val="en-US"/>
+        </w:rPr>
+        <w:t>Acceptable</w:t>
       </w:r>
       <w:r>
         <w:rPr>
@@ -267,23 +358,13 @@
           <w:spacing w:val="-2"/>
         </w:rPr>
       </w:pPr>
-      <w:proofErr w:type="spellStart"/>
       <w:r>
         <w:rPr>
           <w:rFonts w:ascii="Arial" w:hAnsi="Arial" w:cs="Arial"/>
           <w:b/>
           <w:spacing w:val="-2"/>
         </w:rPr>
-        <w:t>Brenderick</w:t>
-      </w:r>
-      <w:proofErr w:type="spellEnd"/>
-      <w:r>
-        <w:rPr>
-          <w:rFonts w:ascii="Arial" w:hAnsi="Arial" w:cs="Arial"/>
-          <w:b/>
-          <w:spacing w:val="-2"/>
-        </w:rPr>
-        <w:t xml:space="preserve"> I. Amparo Jr.</w:t>
+        <w:t>Brenderick I. Amparo Jr.</w:t>
       </w:r>
     </w:p>
     <w:p>
@@ -302,18 +383,8 @@
           <w:b/>
           <w:spacing w:val="-2"/>
         </w:rPr>
-        <w:t xml:space="preserve">Klyde Cisco T. </w:t>
+        <w:t>Klyde Cisco T. Canapi</w:t>
       </w:r>
-      <w:proofErr w:type="spellStart"/>
-      <w:r>
-        <w:rPr>
-          <w:rFonts w:ascii="Arial" w:hAnsi="Arial" w:cs="Arial"/>
-          <w:b/>
-          <w:spacing w:val="-2"/>
-        </w:rPr>
-        <w:t>Canapi</w:t>
-      </w:r>
-      <w:proofErr w:type="spellEnd"/>
     </w:p>
     <w:p>
       <w:pPr>
@@ -432,7 +503,7 @@
                 <w:b/>
                 <w:kern w:val="0"/>
               </w:rPr>
-              <w:t>4</w:t>
+              <w:t>1</w:t>
             </w:r>
           </w:p>
         </w:tc>
@@ -456,7 +527,7 @@
                 <w:b/>
                 <w:kern w:val="0"/>
               </w:rPr>
-              <w:t>3</w:t>
+              <w:t>2</w:t>
             </w:r>
           </w:p>
         </w:tc>
@@ -480,7 +551,7 @@
                 <w:b/>
                 <w:kern w:val="0"/>
               </w:rPr>
-              <w:t>2</w:t>
+              <w:t>3</w:t>
             </w:r>
           </w:p>
         </w:tc>
@@ -504,7 +575,7 @@
                 <w:b/>
                 <w:kern w:val="0"/>
               </w:rPr>
-              <w:t>1</w:t>
+              <w:t>4</w:t>
             </w:r>
           </w:p>
         </w:tc>
@@ -612,14 +683,7 @@
               <w:rPr>
                 <w:rFonts w:ascii="Arial" w:hAnsi="Arial" w:cs="Arial"/>
               </w:rPr>
-              <w:t xml:space="preserve">TRAINWISE helps me find training programs that are appropriate for my </w:t>
-            </w:r>
-            <w:proofErr w:type="gramStart"/>
-            <w:r>
-              <w:rPr>
-                <w:rFonts w:ascii="Arial" w:hAnsi="Arial" w:cs="Arial"/>
-              </w:rPr>
-              <w:t>needs.</w:t>
+              <w:t>TRAINWISE helps me find training programs that are appropriate for my needs.</w:t>
             </w:r>
             <w:r>
               <w:rPr>
@@ -627,7 +691,6 @@
               </w:rPr>
               <w:t>.</w:t>
             </w:r>
-            <w:proofErr w:type="gramEnd"/>
           </w:p>
         </w:tc>
         <w:tc>
@@ -999,7 +1062,7 @@
                 <w:b/>
                 <w:kern w:val="0"/>
               </w:rPr>
-              <w:t>4</w:t>
+              <w:t>1</w:t>
             </w:r>
           </w:p>
         </w:tc>
@@ -1023,31 +1086,31 @@
                 <w:b/>
                 <w:kern w:val="0"/>
               </w:rPr>
+              <w:t>2</w:t>
+            </w:r>
+          </w:p>
+        </w:tc>
+        <w:tc>
+          <w:tcPr>
+            <w:tcW w:w="540" w:type="dxa"/>
+            <w:shd w:val="clear" w:color="auto" w:fill="A6A6A6" w:themeFill="background1" w:themeFillShade="A6"/>
+          </w:tcPr>
+          <w:p>
+            <w:pPr>
+              <w:spacing w:after="0" w:line="240" w:lineRule="auto"/>
+              <w:rPr>
+                <w:rFonts w:ascii="Calibri" w:eastAsia="Calibri" w:hAnsi="Calibri" w:cs="Times New Roman"/>
+                <w:b/>
+                <w:kern w:val="0"/>
+              </w:rPr>
+            </w:pPr>
+            <w:r>
+              <w:rPr>
+                <w:rFonts w:ascii="Calibri" w:eastAsia="Calibri" w:hAnsi="Calibri" w:cs="Times New Roman"/>
+                <w:b/>
+                <w:kern w:val="0"/>
+              </w:rPr>
               <w:t>3</w:t>
-            </w:r>
-          </w:p>
-        </w:tc>
-        <w:tc>
-          <w:tcPr>
-            <w:tcW w:w="540" w:type="dxa"/>
-            <w:shd w:val="clear" w:color="auto" w:fill="A6A6A6" w:themeFill="background1" w:themeFillShade="A6"/>
-          </w:tcPr>
-          <w:p>
-            <w:pPr>
-              <w:spacing w:after="0" w:line="240" w:lineRule="auto"/>
-              <w:rPr>
-                <w:rFonts w:ascii="Calibri" w:eastAsia="Calibri" w:hAnsi="Calibri" w:cs="Times New Roman"/>
-                <w:b/>
-                <w:kern w:val="0"/>
-              </w:rPr>
-            </w:pPr>
-            <w:r>
-              <w:rPr>
-                <w:rFonts w:ascii="Calibri" w:eastAsia="Calibri" w:hAnsi="Calibri" w:cs="Times New Roman"/>
-                <w:b/>
-                <w:kern w:val="0"/>
-              </w:rPr>
-              <w:t>2</w:t>
             </w:r>
           </w:p>
         </w:tc>
@@ -1071,7 +1134,7 @@
                 <w:b/>
                 <w:kern w:val="0"/>
               </w:rPr>
-              <w:t>1</w:t>
+              <w:t>4</w:t>
             </w:r>
           </w:p>
         </w:tc>
@@ -1361,19 +1424,7 @@
               <w:rPr>
                 <w:rFonts w:ascii="Arial" w:hAnsi="Arial" w:cs="Arial"/>
               </w:rPr>
-              <w:t xml:space="preserve">. </w:t>
-            </w:r>
-            <w:r>
-              <w:rPr>
-                <w:rFonts w:ascii="Arial" w:hAnsi="Arial" w:cs="Arial"/>
-              </w:rPr>
-              <w:t>I can use TRAINWISE without needing much assistance from others</w:t>
-            </w:r>
-            <w:r>
-              <w:rPr>
-                <w:rFonts w:ascii="Arial" w:hAnsi="Arial" w:cs="Arial"/>
-              </w:rPr>
-              <w:t>.</w:t>
+              <w:t>. I can use TRAINWISE without needing much assistance from others.</w:t>
             </w:r>
           </w:p>
         </w:tc>
@@ -1450,21 +1501,7 @@
                 <w:rFonts w:ascii="Arial" w:hAnsi="Arial" w:cs="Arial"/>
               </w:rPr>
               <w:lastRenderedPageBreak/>
-              <w:t xml:space="preserve">5. Overall, </w:t>
-            </w:r>
-            <w:proofErr w:type="spellStart"/>
-            <w:r>
-              <w:rPr>
-                <w:rFonts w:ascii="Arial" w:hAnsi="Arial" w:cs="Arial"/>
-              </w:rPr>
-              <w:t>TrainWise</w:t>
-            </w:r>
-            <w:proofErr w:type="spellEnd"/>
-            <w:r>
-              <w:rPr>
-                <w:rFonts w:ascii="Arial" w:hAnsi="Arial" w:cs="Arial"/>
-              </w:rPr>
-              <w:t xml:space="preserve"> is easy to use.</w:t>
+              <w:t>5. Overall, TrainWise is easy to use.</w:t>
             </w:r>
           </w:p>
         </w:tc>
@@ -1571,7 +1608,7 @@
                 <w:b/>
                 <w:kern w:val="0"/>
               </w:rPr>
-              <w:t>4</w:t>
+              <w:t>1</w:t>
             </w:r>
           </w:p>
         </w:tc>
@@ -1595,31 +1632,31 @@
                 <w:b/>
                 <w:kern w:val="0"/>
               </w:rPr>
+              <w:t>2</w:t>
+            </w:r>
+          </w:p>
+        </w:tc>
+        <w:tc>
+          <w:tcPr>
+            <w:tcW w:w="540" w:type="dxa"/>
+            <w:shd w:val="clear" w:color="auto" w:fill="A6A6A6" w:themeFill="background1" w:themeFillShade="A6"/>
+          </w:tcPr>
+          <w:p>
+            <w:pPr>
+              <w:spacing w:after="0" w:line="240" w:lineRule="auto"/>
+              <w:rPr>
+                <w:rFonts w:ascii="Calibri" w:eastAsia="Calibri" w:hAnsi="Calibri" w:cs="Times New Roman"/>
+                <w:b/>
+                <w:kern w:val="0"/>
+              </w:rPr>
+            </w:pPr>
+            <w:r>
+              <w:rPr>
+                <w:rFonts w:ascii="Calibri" w:eastAsia="Calibri" w:hAnsi="Calibri" w:cs="Times New Roman"/>
+                <w:b/>
+                <w:kern w:val="0"/>
+              </w:rPr>
               <w:t>3</w:t>
-            </w:r>
-          </w:p>
-        </w:tc>
-        <w:tc>
-          <w:tcPr>
-            <w:tcW w:w="540" w:type="dxa"/>
-            <w:shd w:val="clear" w:color="auto" w:fill="A6A6A6" w:themeFill="background1" w:themeFillShade="A6"/>
-          </w:tcPr>
-          <w:p>
-            <w:pPr>
-              <w:spacing w:after="0" w:line="240" w:lineRule="auto"/>
-              <w:rPr>
-                <w:rFonts w:ascii="Calibri" w:eastAsia="Calibri" w:hAnsi="Calibri" w:cs="Times New Roman"/>
-                <w:b/>
-                <w:kern w:val="0"/>
-              </w:rPr>
-            </w:pPr>
-            <w:r>
-              <w:rPr>
-                <w:rFonts w:ascii="Calibri" w:eastAsia="Calibri" w:hAnsi="Calibri" w:cs="Times New Roman"/>
-                <w:b/>
-                <w:kern w:val="0"/>
-              </w:rPr>
-              <w:t>2</w:t>
             </w:r>
           </w:p>
         </w:tc>
@@ -1643,7 +1680,7 @@
                 <w:b/>
                 <w:kern w:val="0"/>
               </w:rPr>
-              <w:t>1</w:t>
+              <w:t>4</w:t>
             </w:r>
           </w:p>
         </w:tc>
@@ -1669,14 +1706,7 @@
               <w:rPr>
                 <w:rFonts w:ascii="Arial" w:hAnsi="Arial" w:cs="Arial"/>
               </w:rPr>
-              <w:t xml:space="preserve">I have a positive attitude toward using </w:t>
-            </w:r>
-            <w:proofErr w:type="gramStart"/>
-            <w:r>
-              <w:rPr>
-                <w:rFonts w:ascii="Arial" w:hAnsi="Arial" w:cs="Arial"/>
-              </w:rPr>
-              <w:t>TRAINWISE.</w:t>
+              <w:t>I have a positive attitude toward using TRAINWISE.</w:t>
             </w:r>
             <w:r>
               <w:rPr>
@@ -1684,7 +1714,6 @@
               </w:rPr>
               <w:t>.</w:t>
             </w:r>
-            <w:proofErr w:type="gramEnd"/>
           </w:p>
         </w:tc>
         <w:tc>
@@ -2029,13 +2058,7 @@
               <w:rPr>
                 <w:rFonts w:ascii="Arial" w:hAnsi="Arial" w:cs="Arial"/>
               </w:rPr>
-              <w:t xml:space="preserve">. </w:t>
-            </w:r>
-            <w:r>
-              <w:rPr>
-                <w:rFonts w:ascii="Arial" w:hAnsi="Arial" w:cs="Arial"/>
-              </w:rPr>
-              <w:t>I am satisfied with my overall experience using TRAINWISE</w:t>
+              <w:t>. I am satisfied with my overall experience using TRAINWISE</w:t>
             </w:r>
             <w:r>
               <w:rPr>
@@ -2148,7 +2171,7 @@
                 <w:b/>
                 <w:kern w:val="0"/>
               </w:rPr>
-              <w:t>4</w:t>
+              <w:t>1</w:t>
             </w:r>
           </w:p>
         </w:tc>
@@ -2172,31 +2195,31 @@
                 <w:b/>
                 <w:kern w:val="0"/>
               </w:rPr>
+              <w:t>2</w:t>
+            </w:r>
+          </w:p>
+        </w:tc>
+        <w:tc>
+          <w:tcPr>
+            <w:tcW w:w="540" w:type="dxa"/>
+            <w:shd w:val="clear" w:color="auto" w:fill="A6A6A6" w:themeFill="background1" w:themeFillShade="A6"/>
+          </w:tcPr>
+          <w:p>
+            <w:pPr>
+              <w:spacing w:after="0" w:line="240" w:lineRule="auto"/>
+              <w:rPr>
+                <w:rFonts w:ascii="Calibri" w:eastAsia="Calibri" w:hAnsi="Calibri" w:cs="Times New Roman"/>
+                <w:b/>
+                <w:kern w:val="0"/>
+              </w:rPr>
+            </w:pPr>
+            <w:r>
+              <w:rPr>
+                <w:rFonts w:ascii="Calibri" w:eastAsia="Calibri" w:hAnsi="Calibri" w:cs="Times New Roman"/>
+                <w:b/>
+                <w:kern w:val="0"/>
+              </w:rPr>
               <w:t>3</w:t>
-            </w:r>
-          </w:p>
-        </w:tc>
-        <w:tc>
-          <w:tcPr>
-            <w:tcW w:w="540" w:type="dxa"/>
-            <w:shd w:val="clear" w:color="auto" w:fill="A6A6A6" w:themeFill="background1" w:themeFillShade="A6"/>
-          </w:tcPr>
-          <w:p>
-            <w:pPr>
-              <w:spacing w:after="0" w:line="240" w:lineRule="auto"/>
-              <w:rPr>
-                <w:rFonts w:ascii="Calibri" w:eastAsia="Calibri" w:hAnsi="Calibri" w:cs="Times New Roman"/>
-                <w:b/>
-                <w:kern w:val="0"/>
-              </w:rPr>
-            </w:pPr>
-            <w:r>
-              <w:rPr>
-                <w:rFonts w:ascii="Calibri" w:eastAsia="Calibri" w:hAnsi="Calibri" w:cs="Times New Roman"/>
-                <w:b/>
-                <w:kern w:val="0"/>
-              </w:rPr>
-              <w:t>2</w:t>
             </w:r>
           </w:p>
         </w:tc>
@@ -2220,7 +2243,7 @@
                 <w:b/>
                 <w:kern w:val="0"/>
               </w:rPr>
-              <w:t>1</w:t>
+              <w:t>4</w:t>
             </w:r>
           </w:p>
         </w:tc>
@@ -2465,13 +2488,7 @@
               <w:rPr>
                 <w:rFonts w:ascii="Arial" w:hAnsi="Arial" w:cs="Arial"/>
               </w:rPr>
-              <w:t xml:space="preserve">. </w:t>
-            </w:r>
-            <w:r>
-              <w:rPr>
-                <w:rFonts w:ascii="Arial" w:hAnsi="Arial" w:cs="Arial"/>
-              </w:rPr>
-              <w:t>I would continue using TRAINWISE if it is made available to me</w:t>
+              <w:t>. I would continue using TRAINWISE if it is made available to me</w:t>
             </w:r>
             <w:r>
               <w:rPr>
@@ -2709,6 +2726,9 @@
         </w:tc>
       </w:tr>
       <w:tr>
+        <w:trPr>
+          <w:trHeight w:val="314"/>
+        </w:trPr>
         <w:tc>
           <w:tcPr>
             <w:tcW w:w="6181" w:type="dxa"/>
@@ -2742,15 +2762,19 @@
               <w:spacing w:after="0" w:line="240" w:lineRule="auto"/>
               <w:rPr>
                 <w:rFonts w:ascii="Arial" w:eastAsia="Calibri" w:hAnsi="Arial" w:cs="Arial"/>
+                <w:b/>
+                <w:bCs/>
                 <w:kern w:val="0"/>
               </w:rPr>
             </w:pPr>
             <w:r>
               <w:rPr>
                 <w:rFonts w:ascii="Arial" w:eastAsia="Calibri" w:hAnsi="Arial" w:cs="Arial"/>
-                <w:kern w:val="0"/>
-              </w:rPr>
-              <w:t>4</w:t>
+                <w:b/>
+                <w:bCs/>
+                <w:kern w:val="0"/>
+              </w:rPr>
+              <w:t>1</w:t>
             </w:r>
           </w:p>
         </w:tc>
@@ -2764,37 +2788,45 @@
               <w:spacing w:after="0" w:line="240" w:lineRule="auto"/>
               <w:rPr>
                 <w:rFonts w:ascii="Calibri" w:eastAsia="Calibri" w:hAnsi="Calibri" w:cs="Times New Roman"/>
-                <w:kern w:val="0"/>
-              </w:rPr>
-            </w:pPr>
-            <w:r>
-              <w:rPr>
-                <w:rFonts w:ascii="Calibri" w:eastAsia="Calibri" w:hAnsi="Calibri" w:cs="Times New Roman"/>
+                <w:b/>
+                <w:bCs/>
+                <w:kern w:val="0"/>
+              </w:rPr>
+            </w:pPr>
+            <w:r>
+              <w:rPr>
+                <w:rFonts w:ascii="Calibri" w:eastAsia="Calibri" w:hAnsi="Calibri" w:cs="Times New Roman"/>
+                <w:b/>
+                <w:bCs/>
+                <w:kern w:val="0"/>
+              </w:rPr>
+              <w:t>2</w:t>
+            </w:r>
+          </w:p>
+        </w:tc>
+        <w:tc>
+          <w:tcPr>
+            <w:tcW w:w="540" w:type="dxa"/>
+            <w:shd w:val="clear" w:color="auto" w:fill="D0CECE" w:themeFill="background2" w:themeFillShade="E6"/>
+          </w:tcPr>
+          <w:p>
+            <w:pPr>
+              <w:spacing w:after="0" w:line="240" w:lineRule="auto"/>
+              <w:rPr>
+                <w:rFonts w:ascii="Calibri" w:eastAsia="Calibri" w:hAnsi="Calibri" w:cs="Times New Roman"/>
+                <w:b/>
+                <w:bCs/>
+                <w:kern w:val="0"/>
+              </w:rPr>
+            </w:pPr>
+            <w:r>
+              <w:rPr>
+                <w:rFonts w:ascii="Calibri" w:eastAsia="Calibri" w:hAnsi="Calibri" w:cs="Times New Roman"/>
+                <w:b/>
+                <w:bCs/>
                 <w:kern w:val="0"/>
               </w:rPr>
               <w:t>3</w:t>
-            </w:r>
-          </w:p>
-        </w:tc>
-        <w:tc>
-          <w:tcPr>
-            <w:tcW w:w="540" w:type="dxa"/>
-            <w:shd w:val="clear" w:color="auto" w:fill="D0CECE" w:themeFill="background2" w:themeFillShade="E6"/>
-          </w:tcPr>
-          <w:p>
-            <w:pPr>
-              <w:spacing w:after="0" w:line="240" w:lineRule="auto"/>
-              <w:rPr>
-                <w:rFonts w:ascii="Calibri" w:eastAsia="Calibri" w:hAnsi="Calibri" w:cs="Times New Roman"/>
-                <w:kern w:val="0"/>
-              </w:rPr>
-            </w:pPr>
-            <w:r>
-              <w:rPr>
-                <w:rFonts w:ascii="Calibri" w:eastAsia="Calibri" w:hAnsi="Calibri" w:cs="Times New Roman"/>
-                <w:kern w:val="0"/>
-              </w:rPr>
-              <w:t>2</w:t>
             </w:r>
           </w:p>
         </w:tc>
@@ -2808,15 +2840,19 @@
               <w:spacing w:after="0" w:line="240" w:lineRule="auto"/>
               <w:rPr>
                 <w:rFonts w:ascii="Calibri" w:eastAsia="Calibri" w:hAnsi="Calibri" w:cs="Times New Roman"/>
-                <w:kern w:val="0"/>
-              </w:rPr>
-            </w:pPr>
-            <w:r>
-              <w:rPr>
-                <w:rFonts w:ascii="Calibri" w:eastAsia="Calibri" w:hAnsi="Calibri" w:cs="Times New Roman"/>
-                <w:kern w:val="0"/>
-              </w:rPr>
-              <w:t>1</w:t>
+                <w:b/>
+                <w:bCs/>
+                <w:kern w:val="0"/>
+              </w:rPr>
+            </w:pPr>
+            <w:r>
+              <w:rPr>
+                <w:rFonts w:ascii="Calibri" w:eastAsia="Calibri" w:hAnsi="Calibri" w:cs="Times New Roman"/>
+                <w:b/>
+                <w:bCs/>
+                <w:kern w:val="0"/>
+              </w:rPr>
+              <w:t>4</w:t>
             </w:r>
           </w:p>
         </w:tc>
@@ -5164,6 +5200,7 @@
   <w:style w:type="character" w:default="1" w:styleId="DefaultParagraphFont">
     <w:name w:val="Default Paragraph Font"/>
     <w:uiPriority w:val="1"/>
+    <w:semiHidden/>
     <w:unhideWhenUsed/>
   </w:style>
   <w:style w:type="table" w:default="1" w:styleId="TableNormal">
